--- a/data/revised_2026-10_full/tracked/v2/Maths/SS2.4_Surface_Area_and_Volume_of_Solids/Mathematics_Surface_Area_and_Volume_of_Solids_FinalExplanation_TRACKED.docx
+++ b/data/revised_2026-10_full/tracked/v2/Maths/SS2.4_Surface_Area_and_Volume_of_Solids/Mathematics_Surface_Area_and_Volume_of_Solids_FinalExplanation_TRACKED.docx
@@ -436,7 +436,7 @@
               </w:rPr>
               <w:t xml:space="preserve">You have spent this sub-strand investigating the puzzle from the Kisumu water tank factory: two tanks that each hold 5,000 litres of water, yet the frustum tank uses </w:t>
             </w:r>
-            <w:ins w:id="9001" w:author="Claude (AI) - proposed" w:date="2026-10-15T12:58:07Z">
+            <w:ins w:id="9001" w:author="Claude (AI) - proposed" w:date="2026-10-18T00:31:16Z">
               <w:r>
                 <w:rPr>
                   <w:rFonts w:ascii="Arial" w:cs="Arial" w:eastAsia="Arial" w:hAnsi="Arial"/>
@@ -464,7 +464,7 @@
               </w:rPr>
               <w:t xml:space="preserve">less metal sheet</w:t>
             </w:r>
-            <w:ins w:id="9002" w:author="Claude (AI) - proposed" w:date="2026-10-15T12:58:07Z">
+            <w:ins w:id="9002" w:author="Claude (AI) - proposed" w:date="2026-10-18T00:31:16Z">
               <w:r>
                 <w:rPr>
                   <w:rFonts w:ascii="Arial" w:cs="Arial" w:eastAsia="Arial" w:hAnsi="Arial"/>
@@ -492,7 +492,7 @@
               </w:rPr>
               <w:t xml:space="preserve"> than the cylinder-hemisphere tank. Use your notes, your formulae</w:t>
             </w:r>
-            <w:ins w:id="9003" w:author="Claude (AI) - proposed" w:date="2026-10-15T12:58:07Z">
+            <w:ins w:id="9003" w:author="Claude (AI) - proposed" w:date="2026-10-18T00:31:16Z">
               <w:r>
                 <w:rPr>
                   <w:rFonts w:ascii="Arial" w:cs="Arial" w:eastAsia="Arial" w:hAnsi="Arial"/>
@@ -854,7 +854,7 @@
                     </w:rPr>
                     <w:t xml:space="preserve">approx. 5,</w:t>
                   </w:r>
-                  <w:del w:id="9004" w:author="Claude (AI) - proposed" w:date="2026-10-15T12:58:07Z">
+                  <w:del w:id="9004" w:author="Claude (AI) - proposed" w:date="2026-10-18T00:31:16Z">
                     <w:r>
                       <w:rPr>
                         <w:rFonts w:ascii="Arial" w:cs="Arial" w:eastAsia="Arial" w:hAnsi="Arial"/>
@@ -869,7 +869,7 @@
                       <w:delText xml:space="preserve">000</w:delText>
                     </w:r>
                   </w:del>
-                  <w:ins w:id="9005" w:author="Claude (AI) - proposed" w:date="2026-10-15T12:58:07Z">
+                  <w:ins w:id="9005" w:author="Claude (AI) - proposed" w:date="2026-10-18T00:31:16Z">
                     <w:r>
                       <w:rPr>
                         <w:rFonts w:ascii="Arial" w:cs="Arial" w:eastAsia="Arial" w:hAnsi="Arial"/>
@@ -930,7 +930,7 @@
                     </w:rPr>
                     <w:t xml:space="preserve">approx. 16.</w:t>
                   </w:r>
-                  <w:del w:id="9006" w:author="Claude (AI) - proposed" w:date="2026-10-15T12:58:07Z">
+                  <w:del w:id="9006" w:author="Claude (AI) - proposed" w:date="2026-10-18T00:31:16Z">
                     <w:r>
                       <w:rPr>
                         <w:rFonts w:ascii="Arial" w:cs="Arial" w:eastAsia="Arial" w:hAnsi="Arial"/>
@@ -945,7 +945,7 @@
                       <w:delText xml:space="preserve">09</w:delText>
                     </w:r>
                   </w:del>
-                  <w:ins w:id="9007" w:author="Claude (AI) - proposed" w:date="2026-10-15T12:58:07Z">
+                  <w:ins w:id="9007" w:author="Claude (AI) - proposed" w:date="2026-10-18T00:31:16Z">
                     <w:r>
                       <w:rPr>
                         <w:rFonts w:ascii="Arial" w:cs="Arial" w:eastAsia="Arial" w:hAnsi="Arial"/>
@@ -1006,7 +1006,7 @@
                     </w:rPr>
                     <w:t xml:space="preserve">approx. KSh </w:t>
                   </w:r>
-                  <w:del w:id="9008" w:author="Claude (AI) - proposed" w:date="2026-10-15T12:58:07Z">
+                  <w:del w:id="9008" w:author="Claude (AI) - proposed" w:date="2026-10-18T00:31:16Z">
                     <w:r>
                       <w:rPr>
                         <w:rFonts w:ascii="Arial" w:cs="Arial" w:eastAsia="Arial" w:hAnsi="Arial"/>
@@ -1021,7 +1021,7 @@
                       <w:delText xml:space="preserve">13,677</w:delText>
                     </w:r>
                   </w:del>
-                  <w:ins w:id="9009" w:author="Claude (AI) - proposed" w:date="2026-10-15T12:58:07Z">
+                  <w:ins w:id="9009" w:author="Claude (AI) - proposed" w:date="2026-10-18T00:31:16Z">
                     <w:r>
                       <w:rPr>
                         <w:rFonts w:ascii="Arial" w:cs="Arial" w:eastAsia="Arial" w:hAnsi="Arial"/>
@@ -1104,7 +1104,7 @@
                     </w:rPr>
                     <w:t xml:space="preserve">approx. 5,</w:t>
                   </w:r>
-                  <w:del w:id="9010" w:author="Claude (AI) - proposed" w:date="2026-10-15T12:58:07Z">
+                  <w:del w:id="9010" w:author="Claude (AI) - proposed" w:date="2026-10-18T00:31:16Z">
                     <w:r>
                       <w:rPr>
                         <w:rFonts w:ascii="Arial" w:cs="Arial" w:eastAsia="Arial" w:hAnsi="Arial"/>
@@ -1119,7 +1119,7 @@
                       <w:delText xml:space="preserve">000</w:delText>
                     </w:r>
                   </w:del>
-                  <w:ins w:id="9011" w:author="Claude (AI) - proposed" w:date="2026-10-15T12:58:07Z">
+                  <w:ins w:id="9011" w:author="Claude (AI) - proposed" w:date="2026-10-18T00:31:16Z">
                     <w:r>
                       <w:rPr>
                         <w:rFonts w:ascii="Arial" w:cs="Arial" w:eastAsia="Arial" w:hAnsi="Arial"/>
@@ -1180,7 +1180,7 @@
                     </w:rPr>
                     <w:t xml:space="preserve">approx. </w:t>
                   </w:r>
-                  <w:del w:id="9012" w:author="Claude (AI) - proposed" w:date="2026-10-15T12:58:07Z">
+                  <w:del w:id="9012" w:author="Claude (AI) - proposed" w:date="2026-10-18T00:31:16Z">
                     <w:r>
                       <w:rPr>
                         <w:rFonts w:ascii="Arial" w:cs="Arial" w:eastAsia="Arial" w:hAnsi="Arial"/>
@@ -1195,7 +1195,7 @@
                       <w:delText xml:space="preserve">7.03</w:delText>
                     </w:r>
                   </w:del>
-                  <w:ins w:id="9013" w:author="Claude (AI) - proposed" w:date="2026-10-15T12:58:07Z">
+                  <w:ins w:id="9013" w:author="Claude (AI) - proposed" w:date="2026-10-18T00:31:16Z">
                     <w:r>
                       <w:rPr>
                         <w:rFonts w:ascii="Arial" w:cs="Arial" w:eastAsia="Arial" w:hAnsi="Arial"/>
@@ -1256,7 +1256,7 @@
                     </w:rPr>
                     <w:t xml:space="preserve">approx. KSh </w:t>
                   </w:r>
-                  <w:del w:id="9014" w:author="Claude (AI) - proposed" w:date="2026-10-15T12:58:07Z">
+                  <w:del w:id="9014" w:author="Claude (AI) - proposed" w:date="2026-10-18T00:31:16Z">
                     <w:r>
                       <w:rPr>
                         <w:rFonts w:ascii="Arial" w:cs="Arial" w:eastAsia="Arial" w:hAnsi="Arial"/>
@@ -1271,7 +1271,7 @@
                       <w:delText xml:space="preserve">5,975</w:delText>
                     </w:r>
                   </w:del>
-                  <w:ins w:id="9015" w:author="Claude (AI) - proposed" w:date="2026-10-15T12:58:07Z">
+                  <w:ins w:id="9015" w:author="Claude (AI) - proposed" w:date="2026-10-18T00:31:16Z">
                     <w:r>
                       <w:rPr>
                         <w:rFonts w:ascii="Arial" w:cs="Arial" w:eastAsia="Arial" w:hAnsi="Arial"/>
@@ -1376,10 +1376,10 @@
               <w:spacing w:after="40" w:before="0"/>
               <w:jc w:val="left"/>
               <w:rPr>
-                <w:ins w:id="9017" w:author="Claude (AI) - proposed" w:date="2026-10-15T12:58:07Z"/>
-              </w:rPr>
-            </w:pPr>
-            <w:ins w:id="9016" w:author="Claude (AI) - proposed" w:date="2026-10-15T12:58:07Z">
+                <w:ins w:id="9017" w:author="Claude (AI) - proposed" w:date="2026-10-18T00:31:16Z"/>
+              </w:rPr>
+            </w:pPr>
+            <w:ins w:id="9016" w:author="Claude (AI) - proposed" w:date="2026-10-18T00:31:16Z">
               <w:r>
                 <w:rPr>
                   <w:rFonts w:ascii="Arial" w:cs="Arial" w:eastAsia="Arial" w:hAnsi="Arial"/>
@@ -1858,7 +1858,7 @@
               </w:rPr>
               <w:t xml:space="preserve">Section 4: Engineer's recommendation for </w:t>
             </w:r>
-            <w:del w:id="9018" w:author="Claude (AI) - proposed" w:date="2026-10-15T12:58:07Z">
+            <w:del w:id="9018" w:author="Claude (AI) - proposed" w:date="2026-10-18T00:31:16Z">
               <w:r>
                 <w:rPr>
                   <w:rFonts w:ascii="Arial" w:cs="Arial" w:eastAsia="Arial" w:hAnsi="Arial"/>
@@ -1873,7 +1873,7 @@
                 <w:delText xml:space="preserve">Nyakach Secondary School</w:delText>
               </w:r>
             </w:del>
-            <w:ins w:id="9019" w:author="Claude (AI) - proposed" w:date="2026-10-15T12:58:07Z">
+            <w:ins w:id="9019" w:author="Claude (AI) - proposed" w:date="2026-10-18T00:31:16Z">
               <w:r>
                 <w:rPr>
                   <w:rFonts w:ascii="Arial" w:cs="Arial" w:eastAsia="Arial" w:hAnsi="Arial"/>
@@ -1923,7 +1923,7 @@
               </w:rPr>
               <w:t xml:space="preserve">You are a junior engineer at a Kenyan water tank manufacturer. </w:t>
             </w:r>
-            <w:del w:id="9020" w:author="Claude (AI) - proposed" w:date="2026-10-15T12:58:07Z">
+            <w:del w:id="9020" w:author="Claude (AI) - proposed" w:date="2026-10-18T00:31:16Z">
               <w:r>
                 <w:rPr>
                   <w:rFonts w:ascii="Arial" w:cs="Arial" w:eastAsia="Arial" w:hAnsi="Arial"/>
@@ -1938,7 +1938,7 @@
                 <w:delText xml:space="preserve">Nyakach Secondary School</w:delText>
               </w:r>
             </w:del>
-            <w:ins w:id="9021" w:author="Claude (AI) - proposed" w:date="2026-10-15T12:58:07Z">
+            <w:ins w:id="9021" w:author="Claude (AI) - proposed" w:date="2026-10-18T00:31:16Z">
               <w:r>
                 <w:rPr>
                   <w:rFonts w:ascii="Arial" w:cs="Arial" w:eastAsia="Arial" w:hAnsi="Arial"/>
@@ -2470,7 +2470,7 @@
               <w:spacing w:after="40" w:before="0"/>
               <w:jc w:val="left"/>
             </w:pPr>
-            <w:del w:id="9022" w:author="Claude (AI) - proposed" w:date="2026-10-15T12:58:07Z">
+            <w:del w:id="9022" w:author="Claude (AI) - proposed" w:date="2026-10-18T00:31:16Z">
               <w:r>
                 <w:rPr>
                   <w:rFonts w:ascii="Arial" w:cs="Arial" w:eastAsia="Arial" w:hAnsi="Arial"/>
@@ -2485,7 +2485,7 @@
                 <w:delText xml:space="preserve">Uses</w:delText>
               </w:r>
             </w:del>
-            <w:ins w:id="9023" w:author="Claude (AI) - proposed" w:date="2026-10-15T12:58:07Z">
+            <w:ins w:id="9023" w:author="Claude (AI) - proposed" w:date="2026-10-18T00:31:16Z">
               <w:r>
                 <w:rPr>
                   <w:rFonts w:ascii="Arial" w:cs="Arial" w:eastAsia="Arial" w:hAnsi="Arial"/>
@@ -2513,7 +2513,7 @@
               </w:rPr>
               <w:t xml:space="preserve"> the table values and the Kisumu tank data accurately and refers to them in every answer, including correct differences</w:t>
             </w:r>
-            <w:del w:id="9024" w:author="Claude (AI) - proposed" w:date="2026-10-15T12:58:07Z">
+            <w:del w:id="9024" w:author="Claude (AI) - proposed" w:date="2026-10-18T00:31:16Z">
               <w:r>
                 <w:rPr>
                   <w:rFonts w:ascii="Arial" w:cs="Arial" w:eastAsia="Arial" w:hAnsi="Arial"/>
@@ -2528,7 +2528,7 @@
                 <w:delText xml:space="preserve"> and costs</w:delText>
               </w:r>
             </w:del>
-            <w:ins w:id="9025" w:author="Claude (AI) - proposed" w:date="2026-10-15T12:58:07Z">
+            <w:ins w:id="9025" w:author="Claude (AI) - proposed" w:date="2026-10-18T00:31:16Z">
               <w:r>
                 <w:rPr>
                   <w:rFonts w:ascii="Arial" w:cs="Arial" w:eastAsia="Arial" w:hAnsi="Arial"/>
@@ -2576,7 +2576,7 @@
               <w:spacing w:after="40" w:before="0"/>
               <w:jc w:val="left"/>
             </w:pPr>
-            <w:del w:id="9026" w:author="Claude (AI) - proposed" w:date="2026-10-15T12:58:07Z">
+            <w:del w:id="9026" w:author="Claude (AI) - proposed" w:date="2026-10-18T00:31:16Z">
               <w:r>
                 <w:rPr>
                   <w:rFonts w:ascii="Arial" w:cs="Arial" w:eastAsia="Arial" w:hAnsi="Arial"/>
@@ -2591,7 +2591,7 @@
                 <w:delText xml:space="preserve">Uses</w:delText>
               </w:r>
             </w:del>
-            <w:ins w:id="9027" w:author="Claude (AI) - proposed" w:date="2026-10-15T12:58:07Z">
+            <w:ins w:id="9027" w:author="Claude (AI) - proposed" w:date="2026-10-18T00:31:16Z">
               <w:r>
                 <w:rPr>
                   <w:rFonts w:ascii="Arial" w:cs="Arial" w:eastAsia="Arial" w:hAnsi="Arial"/>
@@ -2639,7 +2639,7 @@
               <w:spacing w:after="40" w:before="0"/>
               <w:jc w:val="left"/>
             </w:pPr>
-            <w:del w:id="9028" w:author="Claude (AI) - proposed" w:date="2026-10-15T12:58:07Z">
+            <w:del w:id="9028" w:author="Claude (AI) - proposed" w:date="2026-10-18T00:31:16Z">
               <w:r>
                 <w:rPr>
                   <w:rFonts w:ascii="Arial" w:cs="Arial" w:eastAsia="Arial" w:hAnsi="Arial"/>
@@ -2654,7 +2654,7 @@
                 <w:delText xml:space="preserve">Uses</w:delText>
               </w:r>
             </w:del>
-            <w:ins w:id="9029" w:author="Claude (AI) - proposed" w:date="2026-10-15T12:58:07Z">
+            <w:ins w:id="9029" w:author="Claude (AI) - proposed" w:date="2026-10-18T00:31:16Z">
               <w:r>
                 <w:rPr>
                   <w:rFonts w:ascii="Arial" w:cs="Arial" w:eastAsia="Arial" w:hAnsi="Arial"/>
@@ -2737,7 +2737,7 @@
               <w:spacing w:after="40" w:before="0"/>
               <w:jc w:val="left"/>
             </w:pPr>
-            <w:del w:id="9030" w:author="Claude (AI) - proposed" w:date="2026-10-15T12:58:07Z">
+            <w:del w:id="9030" w:author="Claude (AI) - proposed" w:date="2026-10-18T00:31:16Z">
               <w:r>
                 <w:rPr>
                   <w:rFonts w:ascii="Arial" w:cs="Arial" w:eastAsia="Arial" w:hAnsi="Arial"/>
@@ -2752,7 +2752,7 @@
                 <w:delText xml:space="preserve">Clearly</w:delText>
               </w:r>
             </w:del>
-            <w:ins w:id="9031" w:author="Claude (AI) - proposed" w:date="2026-10-15T12:58:07Z">
+            <w:ins w:id="9031" w:author="Claude (AI) - proposed" w:date="2026-10-18T00:31:16Z">
               <w:r>
                 <w:rPr>
                   <w:rFonts w:ascii="Arial" w:cs="Arial" w:eastAsia="Arial" w:hAnsi="Arial"/>
@@ -2800,7 +2800,7 @@
               <w:spacing w:after="40" w:before="0"/>
               <w:jc w:val="left"/>
             </w:pPr>
-            <w:del w:id="9032" w:author="Claude (AI) - proposed" w:date="2026-10-15T12:58:07Z">
+            <w:del w:id="9032" w:author="Claude (AI) - proposed" w:date="2026-10-18T00:31:16Z">
               <w:r>
                 <w:rPr>
                   <w:rFonts w:ascii="Arial" w:cs="Arial" w:eastAsia="Arial" w:hAnsi="Arial"/>
@@ -2815,7 +2815,7 @@
                 <w:delText xml:space="preserve">States</w:delText>
               </w:r>
             </w:del>
-            <w:ins w:id="9033" w:author="Claude (AI) - proposed" w:date="2026-10-15T12:58:07Z">
+            <w:ins w:id="9033" w:author="Claude (AI) - proposed" w:date="2026-10-18T00:31:16Z">
               <w:r>
                 <w:rPr>
                   <w:rFonts w:ascii="Arial" w:cs="Arial" w:eastAsia="Arial" w:hAnsi="Arial"/>
@@ -2863,7 +2863,7 @@
               <w:spacing w:after="40" w:before="0"/>
               <w:jc w:val="left"/>
             </w:pPr>
-            <w:del w:id="9034" w:author="Claude (AI) - proposed" w:date="2026-10-15T12:58:07Z">
+            <w:del w:id="9034" w:author="Claude (AI) - proposed" w:date="2026-10-18T00:31:16Z">
               <w:r>
                 <w:rPr>
                   <w:rFonts w:ascii="Arial" w:cs="Arial" w:eastAsia="Arial" w:hAnsi="Arial"/>
@@ -2878,7 +2878,7 @@
                 <w:delText xml:space="preserve">Confuses</w:delText>
               </w:r>
             </w:del>
-            <w:ins w:id="9035" w:author="Claude (AI) - proposed" w:date="2026-10-15T12:58:07Z">
+            <w:ins w:id="9035" w:author="Claude (AI) - proposed" w:date="2026-10-18T00:31:16Z">
               <w:r>
                 <w:rPr>
                   <w:rFonts w:ascii="Arial" w:cs="Arial" w:eastAsia="Arial" w:hAnsi="Arial"/>
@@ -2961,7 +2961,7 @@
               <w:spacing w:after="40" w:before="0"/>
               <w:jc w:val="left"/>
             </w:pPr>
-            <w:del w:id="9036" w:author="Claude (AI) - proposed" w:date="2026-10-15T12:58:07Z">
+            <w:del w:id="9036" w:author="Claude (AI) - proposed" w:date="2026-10-18T00:31:16Z">
               <w:r>
                 <w:rPr>
                   <w:rFonts w:ascii="Arial" w:cs="Arial" w:eastAsia="Arial" w:hAnsi="Arial"/>
@@ -2976,7 +2976,7 @@
                 <w:delText xml:space="preserve">Correctly</w:delText>
               </w:r>
             </w:del>
-            <w:ins w:id="9037" w:author="Claude (AI) - proposed" w:date="2026-10-15T12:58:07Z">
+            <w:ins w:id="9037" w:author="Claude (AI) - proposed" w:date="2026-10-18T00:31:16Z">
               <w:r>
                 <w:rPr>
                   <w:rFonts w:ascii="Arial" w:cs="Arial" w:eastAsia="Arial" w:hAnsi="Arial"/>
@@ -3004,7 +3004,7 @@
               </w:rPr>
               <w:t xml:space="preserve"> identifies each term in the frustum formula, describes the three-step composite solid strategy including hidden faces, and </w:t>
             </w:r>
-            <w:del w:id="9038" w:author="Claude (AI) - proposed" w:date="2026-10-15T12:58:07Z">
+            <w:del w:id="9038" w:author="Claude (AI) - proposed" w:date="2026-10-18T00:31:16Z">
               <w:r>
                 <w:rPr>
                   <w:rFonts w:ascii="Arial" w:cs="Arial" w:eastAsia="Arial" w:hAnsi="Arial"/>
@@ -3019,7 +3019,7 @@
                 <w:delText xml:space="preserve">links these to</w:delText>
               </w:r>
             </w:del>
-            <w:ins w:id="9039" w:author="Claude (AI) - proposed" w:date="2026-10-15T12:58:07Z">
+            <w:ins w:id="9039" w:author="Claude (AI) - proposed" w:date="2026-10-18T00:31:16Z">
               <w:r>
                 <w:rPr>
                   <w:rFonts w:ascii="Arial" w:cs="Arial" w:eastAsia="Arial" w:hAnsi="Arial"/>
@@ -3067,7 +3067,7 @@
               <w:spacing w:after="40" w:before="0"/>
               <w:jc w:val="left"/>
             </w:pPr>
-            <w:del w:id="9040" w:author="Claude (AI) - proposed" w:date="2026-10-15T12:58:07Z">
+            <w:del w:id="9040" w:author="Claude (AI) - proposed" w:date="2026-10-18T00:31:16Z">
               <w:r>
                 <w:rPr>
                   <w:rFonts w:ascii="Arial" w:cs="Arial" w:eastAsia="Arial" w:hAnsi="Arial"/>
@@ -3082,7 +3082,7 @@
                 <w:delText xml:space="preserve">Identifies</w:delText>
               </w:r>
             </w:del>
-            <w:ins w:id="9041" w:author="Claude (AI) - proposed" w:date="2026-10-15T12:58:07Z">
+            <w:ins w:id="9041" w:author="Claude (AI) - proposed" w:date="2026-10-18T00:31:16Z">
               <w:r>
                 <w:rPr>
                   <w:rFonts w:ascii="Arial" w:cs="Arial" w:eastAsia="Arial" w:hAnsi="Arial"/>
@@ -3130,7 +3130,7 @@
               <w:spacing w:after="40" w:before="0"/>
               <w:jc w:val="left"/>
             </w:pPr>
-            <w:del w:id="9042" w:author="Claude (AI) - proposed" w:date="2026-10-15T12:58:07Z">
+            <w:del w:id="9042" w:author="Claude (AI) - proposed" w:date="2026-10-18T00:31:16Z">
               <w:r>
                 <w:rPr>
                   <w:rFonts w:ascii="Arial" w:cs="Arial" w:eastAsia="Arial" w:hAnsi="Arial"/>
@@ -3145,7 +3145,7 @@
                 <w:delText xml:space="preserve">Names</w:delText>
               </w:r>
             </w:del>
-            <w:ins w:id="9043" w:author="Claude (AI) - proposed" w:date="2026-10-15T12:58:07Z">
+            <w:ins w:id="9043" w:author="Claude (AI) - proposed" w:date="2026-10-18T00:31:16Z">
               <w:r>
                 <w:rPr>
                   <w:rFonts w:ascii="Arial" w:cs="Arial" w:eastAsia="Arial" w:hAnsi="Arial"/>
@@ -3228,7 +3228,7 @@
               <w:spacing w:after="40" w:before="0"/>
               <w:jc w:val="left"/>
             </w:pPr>
-            <w:del w:id="9044" w:author="Claude (AI) - proposed" w:date="2026-10-15T12:58:07Z">
+            <w:del w:id="9044" w:author="Claude (AI) - proposed" w:date="2026-10-18T00:31:16Z">
               <w:r>
                 <w:rPr>
                   <w:rFonts w:ascii="Arial" w:cs="Arial" w:eastAsia="Arial" w:hAnsi="Arial"/>
@@ -3243,7 +3243,7 @@
                 <w:delText xml:space="preserve">Gives</w:delText>
               </w:r>
             </w:del>
-            <w:ins w:id="9045" w:author="Claude (AI) - proposed" w:date="2026-10-15T12:58:07Z">
+            <w:ins w:id="9045" w:author="Claude (AI) - proposed" w:date="2026-10-18T00:31:16Z">
               <w:r>
                 <w:rPr>
                   <w:rFonts w:ascii="Arial" w:cs="Arial" w:eastAsia="Arial" w:hAnsi="Arial"/>
@@ -3291,7 +3291,7 @@
               <w:spacing w:after="40" w:before="0"/>
               <w:jc w:val="left"/>
             </w:pPr>
-            <w:del w:id="9046" w:author="Claude (AI) - proposed" w:date="2026-10-15T12:58:07Z">
+            <w:del w:id="9046" w:author="Claude (AI) - proposed" w:date="2026-10-18T00:31:16Z">
               <w:r>
                 <w:rPr>
                   <w:rFonts w:ascii="Arial" w:cs="Arial" w:eastAsia="Arial" w:hAnsi="Arial"/>
@@ -3306,7 +3306,7 @@
                 <w:delText xml:space="preserve">Gives</w:delText>
               </w:r>
             </w:del>
-            <w:ins w:id="9047" w:author="Claude (AI) - proposed" w:date="2026-10-15T12:58:07Z">
+            <w:ins w:id="9047" w:author="Claude (AI) - proposed" w:date="2026-10-18T00:31:16Z">
               <w:r>
                 <w:rPr>
                   <w:rFonts w:ascii="Arial" w:cs="Arial" w:eastAsia="Arial" w:hAnsi="Arial"/>
@@ -3354,7 +3354,7 @@
               <w:spacing w:after="40" w:before="0"/>
               <w:jc w:val="left"/>
             </w:pPr>
-            <w:del w:id="9048" w:author="Claude (AI) - proposed" w:date="2026-10-15T12:58:07Z">
+            <w:del w:id="9048" w:author="Claude (AI) - proposed" w:date="2026-10-18T00:31:16Z">
               <w:r>
                 <w:rPr>
                   <w:rFonts w:ascii="Arial" w:cs="Arial" w:eastAsia="Arial" w:hAnsi="Arial"/>
@@ -3369,7 +3369,7 @@
                 <w:delText xml:space="preserve">Gives</w:delText>
               </w:r>
             </w:del>
-            <w:ins w:id="9049" w:author="Claude (AI) - proposed" w:date="2026-10-15T12:58:07Z">
+            <w:ins w:id="9049" w:author="Claude (AI) - proposed" w:date="2026-10-18T00:31:16Z">
               <w:r>
                 <w:rPr>
                   <w:rFonts w:ascii="Arial" w:cs="Arial" w:eastAsia="Arial" w:hAnsi="Arial"/>
@@ -3519,7 +3519,7 @@
         </w:rPr>
         <w:t xml:space="preserve">© 2026 SeaVuria and ARES. This work is licensed under a </w:t>
       </w:r>
-      <w:hyperlink w:history="1" r:id="rIdesqfb4pcefyle-hqfn2hz">
+      <w:hyperlink w:history="1" r:id="rIdpag16hpgbg0vp5xdyyac4">
         <w:r>
           <w:rPr>
             <w:rFonts w:ascii="Arial" w:cs="Arial" w:eastAsia="Arial" w:hAnsi="Arial"/>
@@ -3539,7 +3539,7 @@
         </w:rPr>
         <w:t xml:space="preserve"> (</w:t>
       </w:r>
-      <w:hyperlink w:history="1" r:id="rIdzzmm30c2h5estc4gtoyq9">
+      <w:hyperlink w:history="1" r:id="rId2nvbr0uoplhpusmmghwug">
         <w:r>
           <w:rPr>
             <w:rFonts w:ascii="Arial" w:cs="Arial" w:eastAsia="Arial" w:hAnsi="Arial"/>
@@ -3559,7 +3559,7 @@
         </w:rPr>
         <w:t xml:space="preserve">). To view a copy of this license, visit </w:t>
       </w:r>
-      <w:hyperlink w:history="1" r:id="rIdkzsnnbvagea7ymba-xyti">
+      <w:hyperlink w:history="1" r:id="rIdm2h86afmlvlmncyjoswrb">
         <w:r>
           <w:rPr>
             <w:rFonts w:ascii="Arial" w:cs="Arial" w:eastAsia="Arial" w:hAnsi="Arial"/>
